--- a/docs/syllabus/Syllabus_LPCI1221_Optique_1.docx
+++ b/docs/syllabus/Syllabus_LPCI1221_Optique_1.docx
@@ -2687,7 +2687,7 @@
                 <w:color w:val="000000" w:themeColor="text1"/>
                 <w:lang w:val="fr-FR"/>
               </w:rPr>
-              <w:t xml:space="preserve">A11 : Domaine de validité de l’optique géométrique (cahier ch. 1, fiche 01).</w:t>
+              <w:t xml:space="preserve">A11 : Situer l’optique géométrique et son domaine de validité (cahier ch. 1, fiche 01).</w:t>
             </w:r>
           </w:p>
           <w:p>
@@ -2705,7 +2705,7 @@
                 <w:color w:val="000000" w:themeColor="text1"/>
                 <w:lang w:val="fr-FR"/>
               </w:rPr>
-              <w:t xml:space="preserve">A12 : Fréquence, longueur d’onde, vitesse et indice (cahier ch. 1, fiche 02 ; TD n°1, ex. 1).</w:t>
+              <w:t xml:space="preserve">A12 : Relier fréquence, longueur d’onde, vitesse et indice (cahier ch. 1, fiche 02 ; TD n°1, ex. 1).</w:t>
             </w:r>
           </w:p>
           <w:p>
@@ -2723,7 +2723,7 @@
                 <w:color w:val="000000" w:themeColor="text1"/>
                 <w:lang w:val="fr-FR"/>
               </w:rPr>
-              <w:t xml:space="preserve">A13 : Propagation rectiligne : ombre portée, faisceaux (cahier ch. 1, fiche 03).</w:t>
+              <w:t xml:space="preserve">A13 : Utiliser la propagation rectiligne de la lumière (cahier ch. 1, fiche 03).</w:t>
             </w:r>
           </w:p>
           <w:p>
@@ -2741,7 +2741,61 @@
                 <w:color w:val="000000" w:themeColor="text1"/>
                 <w:lang w:val="fr-FR"/>
               </w:rPr>
-              <w:t xml:space="preserve">A14 : Chemin optique et principe de Fermat (cahier ch. 1, fiche 04 ; TD n°1, ex. 3).</w:t>
+              <w:t xml:space="preserve">A14 : Appliquer le principe de Fermat (cahier ch. 1, fiche 04 ; TD n°1, ex. 3).</w:t>
+            </w:r>
+          </w:p>
+          <w:p>
+            <w:pPr>
+              <w:spacing w:after="60" w:line="240" w:lineRule="auto"/>
+              <w:rPr>
+                <w:rFonts w:ascii="Tahoma" w:hAnsi="Tahoma" w:cs="Tahoma"/>
+                <w:color w:val="000000" w:themeColor="text1"/>
+                <w:lang w:val="fr-FR"/>
+              </w:rPr>
+            </w:pPr>
+            <w:r>
+              <w:rPr>
+                <w:rFonts w:ascii="Tahoma" w:hAnsi="Tahoma" w:cs="Tahoma"/>
+                <w:color w:val="000000" w:themeColor="text1"/>
+                <w:lang w:val="fr-FR"/>
+              </w:rPr>
+              <w:t xml:space="preserve">A15 : Reconnaître un objet et une image réels ou virtuels (cahier ch. 2, fiche 01 ; TD n°2, ex. 1).</w:t>
+            </w:r>
+          </w:p>
+          <w:p>
+            <w:pPr>
+              <w:spacing w:after="60" w:line="240" w:lineRule="auto"/>
+              <w:rPr>
+                <w:rFonts w:ascii="Tahoma" w:hAnsi="Tahoma" w:cs="Tahoma"/>
+                <w:color w:val="000000" w:themeColor="text1"/>
+                <w:lang w:val="fr-FR"/>
+              </w:rPr>
+            </w:pPr>
+            <w:r>
+              <w:rPr>
+                <w:rFonts w:ascii="Tahoma" w:hAnsi="Tahoma" w:cs="Tahoma"/>
+                <w:color w:val="000000" w:themeColor="text1"/>
+                <w:lang w:val="fr-FR"/>
+              </w:rPr>
+              <w:t xml:space="preserve">A16 : Vérifier les conditions de Gauss (cahier ch. 2, fiche 02 ; TD n°2, ex. 3).</w:t>
+            </w:r>
+          </w:p>
+          <w:p>
+            <w:pPr>
+              <w:spacing w:after="60" w:line="240" w:lineRule="auto"/>
+              <w:rPr>
+                <w:rFonts w:ascii="Tahoma" w:hAnsi="Tahoma" w:cs="Tahoma"/>
+                <w:color w:val="000000" w:themeColor="text1"/>
+                <w:lang w:val="fr-FR"/>
+              </w:rPr>
+            </w:pPr>
+            <w:r>
+              <w:rPr>
+                <w:rFonts w:ascii="Tahoma" w:hAnsi="Tahoma" w:cs="Tahoma"/>
+                <w:color w:val="000000" w:themeColor="text1"/>
+                <w:lang w:val="fr-FR"/>
+              </w:rPr>
+              <w:t xml:space="preserve">B1 : bilan du chapitre 1 : quiz, exercices d’entraînement et grille d’autoévaluation (cahier ch. 1, fiche 08).</w:t>
             </w:r>
           </w:p>
         </w:tc>
@@ -2969,7 +3023,7 @@
                 <w:color w:val="000000" w:themeColor="text1"/>
                 <w:lang w:val="fr-FR"/>
               </w:rPr>
-              <w:t xml:space="preserve">A21 : Application des lois de Snell-Descartes (cahier ch. 1, fiche 05 ; TD n°1, ex. 2, 4 et 5).</w:t>
+              <w:t xml:space="preserve">A21 : Appliquer les lois de Snell-Descartes (cahier ch. 1, fiche 05 ; TD n°1, ex. 2, 4 et 5).</w:t>
             </w:r>
           </w:p>
           <w:p>
@@ -2987,7 +3041,7 @@
                 <w:color w:val="000000" w:themeColor="text1"/>
                 <w:lang w:val="fr-FR"/>
               </w:rPr>
-              <w:t xml:space="preserve">A22 : Angle limite, réflexion totale, dispersion et fibre optique (cahier ch. 1, fiches 06 et 07 ; TD n°1, ex. 6 à 10).</w:t>
+              <w:t xml:space="preserve">A22 : Déterminer l’angle limite et prévoir une réflexion totale (cahier ch. 1, fiche 06 ; TD n°1, ex. 6, 7 et 10).</w:t>
             </w:r>
           </w:p>
           <w:p>
@@ -3005,7 +3059,7 @@
                 <w:color w:val="000000" w:themeColor="text1"/>
                 <w:lang w:val="fr-FR"/>
               </w:rPr>
-              <w:t xml:space="preserve">A23 : Marche d’un rayon dans un prisme, conditions d’émergence et minimum de déviation (cahier ch. 3, fiches 01 à 04 ; TD n°3, ex. 1 à 6).</w:t>
+              <w:t xml:space="preserve">A23 : Expliquer la dispersion et le guidage dans une fibre optique (cahier ch. 1, fiche 07 ; TD n°1, ex. 8 et 9).</w:t>
             </w:r>
           </w:p>
           <w:p>
@@ -3023,7 +3077,115 @@
                 <w:color w:val="000000" w:themeColor="text1"/>
                 <w:lang w:val="fr-FR"/>
               </w:rPr>
-              <w:t xml:space="preserve">A24 : Lame à faces parallèles (cahier ch. 3, fiche 06 ; TD n°3, ex. 7 à 9).</w:t>
+              <w:t xml:space="preserve">A24 : Tracer la marche d’un rayon dans un prisme (cahier ch. 3, fiche 01 ; TD n°3, ex. 1 et 6).</w:t>
+            </w:r>
+          </w:p>
+          <w:p>
+            <w:pPr>
+              <w:spacing w:after="60" w:line="240" w:lineRule="auto"/>
+              <w:rPr>
+                <w:rFonts w:ascii="Tahoma" w:hAnsi="Tahoma" w:cs="Tahoma"/>
+                <w:color w:val="000000" w:themeColor="text1"/>
+                <w:lang w:val="fr-FR"/>
+              </w:rPr>
+            </w:pPr>
+            <w:r>
+              <w:rPr>
+                <w:rFonts w:ascii="Tahoma" w:hAnsi="Tahoma" w:cs="Tahoma"/>
+                <w:color w:val="000000" w:themeColor="text1"/>
+                <w:lang w:val="fr-FR"/>
+              </w:rPr>
+              <w:t xml:space="preserve">A25 : Discuter les conditions d’émergence ; cas du prisme mince (cahier ch. 3, fiche 02 ; TD n°3, ex. 2 et 3).</w:t>
+            </w:r>
+          </w:p>
+          <w:p>
+            <w:pPr>
+              <w:spacing w:after="60" w:line="240" w:lineRule="auto"/>
+              <w:rPr>
+                <w:rFonts w:ascii="Tahoma" w:hAnsi="Tahoma" w:cs="Tahoma"/>
+                <w:color w:val="000000" w:themeColor="text1"/>
+                <w:lang w:val="fr-FR"/>
+              </w:rPr>
+            </w:pPr>
+            <w:r>
+              <w:rPr>
+                <w:rFonts w:ascii="Tahoma" w:hAnsi="Tahoma" w:cs="Tahoma"/>
+                <w:color w:val="000000" w:themeColor="text1"/>
+                <w:lang w:val="fr-FR"/>
+              </w:rPr>
+              <w:t xml:space="preserve">A26 : Exploiter le minimum de déviation pour mesurer un indice (cahier ch. 3, fiche 03 ; TD n°3, ex. 4).</w:t>
+            </w:r>
+          </w:p>
+          <w:p>
+            <w:pPr>
+              <w:spacing w:after="60" w:line="240" w:lineRule="auto"/>
+              <w:rPr>
+                <w:rFonts w:ascii="Tahoma" w:hAnsi="Tahoma" w:cs="Tahoma"/>
+                <w:color w:val="000000" w:themeColor="text1"/>
+                <w:lang w:val="fr-FR"/>
+              </w:rPr>
+            </w:pPr>
+            <w:r>
+              <w:rPr>
+                <w:rFonts w:ascii="Tahoma" w:hAnsi="Tahoma" w:cs="Tahoma"/>
+                <w:color w:val="000000" w:themeColor="text1"/>
+                <w:lang w:val="fr-FR"/>
+              </w:rPr>
+              <w:t xml:space="preserve">A27 : Expliquer la dispersion de la lumière blanche par un prisme (cahier ch. 3, fiche 04 ; TD n°3, ex. 5).</w:t>
+            </w:r>
+          </w:p>
+          <w:p>
+            <w:pPr>
+              <w:spacing w:after="60" w:line="240" w:lineRule="auto"/>
+              <w:rPr>
+                <w:rFonts w:ascii="Tahoma" w:hAnsi="Tahoma" w:cs="Tahoma"/>
+                <w:color w:val="000000" w:themeColor="text1"/>
+                <w:lang w:val="fr-FR"/>
+              </w:rPr>
+            </w:pPr>
+            <w:r>
+              <w:rPr>
+                <w:rFonts w:ascii="Tahoma" w:hAnsi="Tahoma" w:cs="Tahoma"/>
+                <w:color w:val="000000" w:themeColor="text1"/>
+                <w:lang w:val="fr-FR"/>
+              </w:rPr>
+              <w:t xml:space="preserve">A28 : Mesurer le minimum de déviation et l’indice d’un prisme : TP 10 sur la plateforme (cahier ch. 3, fiche 05 ; TP 10).</w:t>
+            </w:r>
+          </w:p>
+          <w:p>
+            <w:pPr>
+              <w:spacing w:after="60" w:line="240" w:lineRule="auto"/>
+              <w:rPr>
+                <w:rFonts w:ascii="Tahoma" w:hAnsi="Tahoma" w:cs="Tahoma"/>
+                <w:color w:val="000000" w:themeColor="text1"/>
+                <w:lang w:val="fr-FR"/>
+              </w:rPr>
+            </w:pPr>
+            <w:r>
+              <w:rPr>
+                <w:rFonts w:ascii="Tahoma" w:hAnsi="Tahoma" w:cs="Tahoma"/>
+                <w:color w:val="000000" w:themeColor="text1"/>
+                <w:lang w:val="fr-FR"/>
+              </w:rPr>
+              <w:t xml:space="preserve">A29 : Calculer le déplacement produit par une lame à faces parallèles (cahier ch. 3, fiche 06 ; TD n°3, ex. 7 à 9).</w:t>
+            </w:r>
+          </w:p>
+          <w:p>
+            <w:pPr>
+              <w:spacing w:after="60" w:line="240" w:lineRule="auto"/>
+              <w:rPr>
+                <w:rFonts w:ascii="Tahoma" w:hAnsi="Tahoma" w:cs="Tahoma"/>
+                <w:color w:val="000000" w:themeColor="text1"/>
+                <w:lang w:val="fr-FR"/>
+              </w:rPr>
+            </w:pPr>
+            <w:r>
+              <w:rPr>
+                <w:rFonts w:ascii="Tahoma" w:hAnsi="Tahoma" w:cs="Tahoma"/>
+                <w:color w:val="000000" w:themeColor="text1"/>
+                <w:lang w:val="fr-FR"/>
+              </w:rPr>
+              <w:t xml:space="preserve">B3 : bilan du chapitre 3 : quiz, exercices d’entraînement et grille d’autoévaluation (cahier ch. 3, fiche 07).</w:t>
             </w:r>
           </w:p>
         </w:tc>
@@ -3272,7 +3434,7 @@
                 <w:color w:val="000000" w:themeColor="text1"/>
                 <w:lang w:val="fr-FR"/>
               </w:rPr>
-              <w:t xml:space="preserve">A31 : Objets et images réels ou virtuels ; stigmatisme et conditions de Gauss ; vergence (cahier ch. 2, fiches 01 à 03 ; TD n°2, ex. 1 à 3).</w:t>
+              <w:t xml:space="preserve">A31 : Calculer une vergence et un grandissement (cahier ch. 2, fiche 03 ; TD n°2, ex. 2).</w:t>
             </w:r>
           </w:p>
           <w:p>
@@ -3290,7 +3452,7 @@
                 <w:color w:val="000000" w:themeColor="text1"/>
                 <w:lang w:val="fr-FR"/>
               </w:rPr>
-              <w:t xml:space="preserve">A32 : Miroir plan et dioptre plan ; profondeur apparente (cahier ch. 2, fiches 04 et 05 ; TD n°2, ex. 4 à 9).</w:t>
+              <w:t xml:space="preserve">A32 : Construire et calculer l’image donnée par un miroir plan (cahier ch. 2, fiche 04 ; TD n°2, ex. 4 à 6).</w:t>
             </w:r>
           </w:p>
           <w:p>
@@ -3308,7 +3470,7 @@
                 <w:color w:val="000000" w:themeColor="text1"/>
                 <w:lang w:val="fr-FR"/>
               </w:rPr>
-              <w:t xml:space="preserve">A33 : Miroirs sphériques : conjugaison, grandissement, constructions (cahier ch. 4, fiches 01, 02, 04 et 05 ; TD n°4, ex. 1 à 4).</w:t>
+              <w:t xml:space="preserve">A33 : Calculer une profondeur apparente avec le dioptre plan (cahier ch. 2, fiche 05 ; TD n°2, ex. 7 à 9).</w:t>
             </w:r>
           </w:p>
           <w:p>
@@ -3326,7 +3488,133 @@
                 <w:color w:val="000000" w:themeColor="text1"/>
                 <w:lang w:val="fr-FR"/>
               </w:rPr>
-              <w:t xml:space="preserve">A34 : Dioptres sphériques et association de deux dioptres (cahier ch. 4, fiches 03 et 06 ; TD n°4, ex. 5 à 8).</w:t>
+              <w:t xml:space="preserve">A34 : Décrire un miroir et un dioptre sphériques ; reconnaître leur nature (cahier ch. 4, fiche 01 ; TD n°4, ex. 3).</w:t>
+            </w:r>
+          </w:p>
+          <w:p>
+            <w:pPr>
+              <w:spacing w:after="60" w:line="240" w:lineRule="auto"/>
+              <w:rPr>
+                <w:rFonts w:ascii="Tahoma" w:hAnsi="Tahoma" w:cs="Tahoma"/>
+                <w:color w:val="000000" w:themeColor="text1"/>
+                <w:lang w:val="fr-FR"/>
+              </w:rPr>
+            </w:pPr>
+            <w:r>
+              <w:rPr>
+                <w:rFonts w:ascii="Tahoma" w:hAnsi="Tahoma" w:cs="Tahoma"/>
+                <w:color w:val="000000" w:themeColor="text1"/>
+                <w:lang w:val="fr-FR"/>
+              </w:rPr>
+              <w:t xml:space="preserve">A35 : Appliquer les relations de conjugaison du miroir sphérique (cahier ch. 4, fiche 02 ; TD n°4, ex. 1 et 4).</w:t>
+            </w:r>
+          </w:p>
+          <w:p>
+            <w:pPr>
+              <w:spacing w:after="60" w:line="240" w:lineRule="auto"/>
+              <w:rPr>
+                <w:rFonts w:ascii="Tahoma" w:hAnsi="Tahoma" w:cs="Tahoma"/>
+                <w:color w:val="000000" w:themeColor="text1"/>
+                <w:lang w:val="fr-FR"/>
+              </w:rPr>
+            </w:pPr>
+            <w:r>
+              <w:rPr>
+                <w:rFonts w:ascii="Tahoma" w:hAnsi="Tahoma" w:cs="Tahoma"/>
+                <w:color w:val="000000" w:themeColor="text1"/>
+                <w:lang w:val="fr-FR"/>
+              </w:rPr>
+              <w:t xml:space="preserve">A36 : Déterminer foyers et vergence d’un dioptre sphérique (cahier ch. 4, fiche 03 ; TD n°4, ex. 5 et 6).</w:t>
+            </w:r>
+          </w:p>
+          <w:p>
+            <w:pPr>
+              <w:spacing w:after="60" w:line="240" w:lineRule="auto"/>
+              <w:rPr>
+                <w:rFonts w:ascii="Tahoma" w:hAnsi="Tahoma" w:cs="Tahoma"/>
+                <w:color w:val="000000" w:themeColor="text1"/>
+                <w:lang w:val="fr-FR"/>
+              </w:rPr>
+            </w:pPr>
+            <w:r>
+              <w:rPr>
+                <w:rFonts w:ascii="Tahoma" w:hAnsi="Tahoma" w:cs="Tahoma"/>
+                <w:color w:val="000000" w:themeColor="text1"/>
+                <w:lang w:val="fr-FR"/>
+              </w:rPr>
+              <w:t xml:space="preserve">A37 : Calculer et interpréter un grandissement (cahier ch. 4, fiche 04 ; TD n°4, ex. 2 et 7).</w:t>
+            </w:r>
+          </w:p>
+          <w:p>
+            <w:pPr>
+              <w:spacing w:after="60" w:line="240" w:lineRule="auto"/>
+              <w:rPr>
+                <w:rFonts w:ascii="Tahoma" w:hAnsi="Tahoma" w:cs="Tahoma"/>
+                <w:color w:val="000000" w:themeColor="text1"/>
+                <w:lang w:val="fr-FR"/>
+              </w:rPr>
+            </w:pPr>
+            <w:r>
+              <w:rPr>
+                <w:rFonts w:ascii="Tahoma" w:hAnsi="Tahoma" w:cs="Tahoma"/>
+                <w:color w:val="000000" w:themeColor="text1"/>
+                <w:lang w:val="fr-FR"/>
+              </w:rPr>
+              <w:t xml:space="preserve">A38 : Construire l’image par les rayons particuliers (cahier ch. 4, fiche 05).</w:t>
+            </w:r>
+          </w:p>
+          <w:p>
+            <w:pPr>
+              <w:spacing w:after="60" w:line="240" w:lineRule="auto"/>
+              <w:rPr>
+                <w:rFonts w:ascii="Tahoma" w:hAnsi="Tahoma" w:cs="Tahoma"/>
+                <w:color w:val="000000" w:themeColor="text1"/>
+                <w:lang w:val="fr-FR"/>
+              </w:rPr>
+            </w:pPr>
+            <w:r>
+              <w:rPr>
+                <w:rFonts w:ascii="Tahoma" w:hAnsi="Tahoma" w:cs="Tahoma"/>
+                <w:color w:val="000000" w:themeColor="text1"/>
+                <w:lang w:val="fr-FR"/>
+              </w:rPr>
+              <w:t xml:space="preserve">A39 : Associer deux dioptres : la boule de verre (cahier ch. 4, fiche 06 ; TD n°4, ex. 8).</w:t>
+            </w:r>
+          </w:p>
+          <w:p>
+            <w:pPr>
+              <w:spacing w:after="60" w:line="240" w:lineRule="auto"/>
+              <w:rPr>
+                <w:rFonts w:ascii="Tahoma" w:hAnsi="Tahoma" w:cs="Tahoma"/>
+                <w:color w:val="000000" w:themeColor="text1"/>
+                <w:lang w:val="fr-FR"/>
+              </w:rPr>
+            </w:pPr>
+            <w:r>
+              <w:rPr>
+                <w:rFonts w:ascii="Tahoma" w:hAnsi="Tahoma" w:cs="Tahoma"/>
+                <w:color w:val="000000" w:themeColor="text1"/>
+                <w:lang w:val="fr-FR"/>
+              </w:rPr>
+              <w:t xml:space="preserve">B2 : bilan du chapitre 2 : quiz, exercices d’entraînement et grille d’autoévaluation (cahier ch. 2, fiche 06).</w:t>
+            </w:r>
+          </w:p>
+          <w:p>
+            <w:pPr>
+              <w:spacing w:after="60" w:line="240" w:lineRule="auto"/>
+              <w:rPr>
+                <w:rFonts w:ascii="Tahoma" w:hAnsi="Tahoma" w:cs="Tahoma"/>
+                <w:color w:val="000000" w:themeColor="text1"/>
+                <w:lang w:val="fr-FR"/>
+              </w:rPr>
+            </w:pPr>
+            <w:r>
+              <w:rPr>
+                <w:rFonts w:ascii="Tahoma" w:hAnsi="Tahoma" w:cs="Tahoma"/>
+                <w:color w:val="000000" w:themeColor="text1"/>
+                <w:lang w:val="fr-FR"/>
+              </w:rPr>
+              <w:t xml:space="preserve">B4 : bilan du chapitre 4 : quiz, exercices d’entraînement et grille d’autoévaluation (cahier ch. 4, fiche 07).</w:t>
             </w:r>
           </w:p>
         </w:tc>
@@ -3571,7 +3859,7 @@
                 <w:color w:val="000000" w:themeColor="text1"/>
                 <w:lang w:val="fr-FR"/>
               </w:rPr>
-              <w:t xml:space="preserve">A41 : Classification des lentilles et calcul de la vergence (cahier ch. 5, fiches 01 et 02 ; TD n°5, ex. 1).</w:t>
+              <w:t xml:space="preserve">A41 : Classer les lentilles d’après leur forme (cahier ch. 5, fiche 01).</w:t>
             </w:r>
           </w:p>
           <w:p>
@@ -3589,7 +3877,7 @@
                 <w:color w:val="000000" w:themeColor="text1"/>
                 <w:lang w:val="fr-FR"/>
               </w:rPr>
-              <w:t xml:space="preserve">A42 : Relations de conjugaison, grandissement et constructions (cahier ch. 5, fiches 03 et 04 ; TD n°5, ex. 2 à 4).</w:t>
+              <w:t xml:space="preserve">A42 : Calculer la vergence d’une lentille : formule des opticiens (cahier ch. 5, fiche 02 ; TD n°5, ex. 1).</w:t>
             </w:r>
           </w:p>
           <w:p>
@@ -3607,7 +3895,7 @@
                 <w:color w:val="000000" w:themeColor="text1"/>
                 <w:lang w:val="fr-FR"/>
               </w:rPr>
-              <w:t xml:space="preserve">A43 : Mesure d’une distance focale : méthode de Bessel et TP 7 (cahier ch. 5, fiche 05 ; TD n°5, ex. 5).</w:t>
+              <w:t xml:space="preserve">A43 : Appliquer les relations de conjugaison et de grandissement (cahier ch. 5, fiche 03 ; TD n°5, ex. 2 à 4).</w:t>
             </w:r>
           </w:p>
           <w:p>
@@ -3625,7 +3913,43 @@
                 <w:color w:val="000000" w:themeColor="text1"/>
                 <w:lang w:val="fr-FR"/>
               </w:rPr>
-              <w:t xml:space="preserve">A44 : Associations de lentilles (cahier ch. 5, fiche 06 ; TD n°5, ex. 6).</w:t>
+              <w:t xml:space="preserve">A44 : Construire l’image donnée par une lentille mince (cahier ch. 5, fiche 04).</w:t>
+            </w:r>
+          </w:p>
+          <w:p>
+            <w:pPr>
+              <w:spacing w:after="60" w:line="240" w:lineRule="auto"/>
+              <w:rPr>
+                <w:rFonts w:ascii="Tahoma" w:hAnsi="Tahoma" w:cs="Tahoma"/>
+                <w:color w:val="000000" w:themeColor="text1"/>
+                <w:lang w:val="fr-FR"/>
+              </w:rPr>
+            </w:pPr>
+            <w:r>
+              <w:rPr>
+                <w:rFonts w:ascii="Tahoma" w:hAnsi="Tahoma" w:cs="Tahoma"/>
+                <w:color w:val="000000" w:themeColor="text1"/>
+                <w:lang w:val="fr-FR"/>
+              </w:rPr>
+              <w:t xml:space="preserve">A45 : Mesurer une distance focale : méthode de Bessel et TP 7 sur la plateforme (cahier ch. 5, fiche 05 ; TD n°5, ex. 5 ; TP 7).</w:t>
+            </w:r>
+          </w:p>
+          <w:p>
+            <w:pPr>
+              <w:spacing w:after="60" w:line="240" w:lineRule="auto"/>
+              <w:rPr>
+                <w:rFonts w:ascii="Tahoma" w:hAnsi="Tahoma" w:cs="Tahoma"/>
+                <w:color w:val="000000" w:themeColor="text1"/>
+                <w:lang w:val="fr-FR"/>
+              </w:rPr>
+            </w:pPr>
+            <w:r>
+              <w:rPr>
+                <w:rFonts w:ascii="Tahoma" w:hAnsi="Tahoma" w:cs="Tahoma"/>
+                <w:color w:val="000000" w:themeColor="text1"/>
+                <w:lang w:val="fr-FR"/>
+              </w:rPr>
+              <w:t xml:space="preserve">B5 : bilan du chapitre 5 : quiz, exercices d’entraînement et grille d’autoévaluation (cahier ch. 5, fiche 08).</w:t>
             </w:r>
           </w:p>
         </w:tc>
@@ -3872,7 +4196,7 @@
                 <w:color w:val="000000" w:themeColor="text1"/>
                 <w:lang w:val="fr-FR"/>
               </w:rPr>
-              <w:t xml:space="preserve">A51 : Principe du microscope et de la lunette astronomique (cahier ch. 5, fiche 06 ; TD n°5, ex. 7 et 8 ; TP 8).</w:t>
+              <w:t xml:space="preserve">A51 : Associer des lentilles : lentilles accolées, microscope, lunette (cahier ch. 5, fiche 06 ; TD n°5, ex. 6 à 8 ; TP 8 et 9).</w:t>
             </w:r>
           </w:p>
           <w:p>
@@ -3890,43 +4214,7 @@
                 <w:color w:val="000000" w:themeColor="text1"/>
                 <w:lang w:val="fr-FR"/>
               </w:rPr>
-              <w:t xml:space="preserve">A52 : L’œil : rôle de la cornée (cahier ch. 4, fiche 03 ; TD n°4, ex. 6).</w:t>
-            </w:r>
-          </w:p>
-          <w:p>
-            <w:pPr>
-              <w:spacing w:after="60" w:line="240" w:lineRule="auto"/>
-              <w:rPr>
-                <w:rFonts w:ascii="Tahoma" w:hAnsi="Tahoma" w:cs="Tahoma"/>
-                <w:color w:val="000000" w:themeColor="text1"/>
-                <w:lang w:val="fr-FR"/>
-              </w:rPr>
-            </w:pPr>
-            <w:r>
-              <w:rPr>
-                <w:rFonts w:ascii="Tahoma" w:hAnsi="Tahoma" w:cs="Tahoma"/>
-                <w:color w:val="000000" w:themeColor="text1"/>
-                <w:lang w:val="fr-FR"/>
-              </w:rPr>
-              <w:t xml:space="preserve">A53 : Aberrations chromatiques et géométriques (cahier ch. 5, fiche 07 ; TD n°5, ex. 9).</w:t>
-            </w:r>
-          </w:p>
-          <w:p>
-            <w:pPr>
-              <w:spacing w:after="60" w:line="240" w:lineRule="auto"/>
-              <w:rPr>
-                <w:rFonts w:ascii="Tahoma" w:hAnsi="Tahoma" w:cs="Tahoma"/>
-                <w:color w:val="000000" w:themeColor="text1"/>
-                <w:lang w:val="fr-FR"/>
-              </w:rPr>
-            </w:pPr>
-            <w:r>
-              <w:rPr>
-                <w:rFonts w:ascii="Tahoma" w:hAnsi="Tahoma" w:cs="Tahoma"/>
-                <w:color w:val="000000" w:themeColor="text1"/>
-                <w:lang w:val="fr-FR"/>
-              </w:rPr>
-              <w:t xml:space="preserve">A54 : Bilan : quiz, exercices d’entraînement et grilles d’autoévaluation (fiches bilans des cahiers).</w:t>
+              <w:t xml:space="preserve">A52 : Connaître les aberrations chromatiques et géométriques (cahier ch. 5, fiche 07 ; TD n°5, ex. 9).</w:t>
             </w:r>
           </w:p>
         </w:tc>
